--- a/fixtures/program_review_v2.docx
+++ b/fixtures/program_review_v2.docx
@@ -7,7 +7,7 @@
         <w:pStyle w:val="Title"/>
       </w:pPr>
       <w:r>
-        <w:t>Program Review: Contractors General Liability</w:t>
+        <w:t>Program Review: Consultants Service Agreement</w:t>
       </w:r>
     </w:p>
     <w:p>
@@ -22,7 +22,7 @@
       <w:commentRangeStart w:id="0"/>
       <w:commentRangeStart w:id="1"/>
       <w:r>
-        <w:t xml:space="preserve">The policy provides a Limit of Liability of $1,000,000 per occurrence and $2,000,000 aggregate. </w:t>
+        <w:t xml:space="preserve">The permit provides a Limit of Liability of $1,000,000 per engagement and $2,000,000 aggregate. </w:t>
       </w:r>
       <w:commentRangeEnd w:id="1"/>
       <w:r>
@@ -40,7 +40,7 @@
       </w:r>
       <w:commentRangeStart w:id="2"/>
       <w:r>
-        <w:t>Additional insured status is granted by blanket endorsement where required by written contract.</w:t>
+        <w:t>Additional partner status is granted by blanket attestation where required by written contract.</w:t>
       </w:r>
       <w:commentRangeEnd w:id="2"/>
       <w:r>
@@ -52,11 +52,11 @@
     </w:p>
     <w:p>
       <w:r>
-        <w:t xml:space="preserve">A waiver of subrogation applies in favor of any party where required by written contract. </w:t>
+        <w:t xml:space="preserve">A waiver of termination applies in favor of any party where required by written contract. </w:t>
       </w:r>
       <w:commentRangeStart w:id="3"/>
       <w:r>
-        <w:t>Carrier may waive subrogation only with prior written consent.</w:t>
+        <w:t>Company may waive termination only with prior written consent.</w:t>
       </w:r>
       <w:commentRangeEnd w:id="3"/>
       <w:r>
@@ -87,7 +87,7 @@
         <w:pStyle w:val="ListNumber"/>
       </w:pPr>
       <w:r>
-        <w:t>This policy does not apply to bodily injury to employees of the insured (employer's liability carve-out).</w:t>
+        <w:t>This permit does not apply to physical harm to employees of the partner (employer's liability carve-out).</w:t>
       </w:r>
     </w:p>
     <w:p>
@@ -101,7 +101,7 @@
     <w:p>
       <w:commentRangeStart w:id="4"/>
       <w:r>
-        <w:t xml:space="preserve">Pollution: </w:t>
+        <w:t xml:space="preserve">Shortfall: </w:t>
       </w:r>
       <w:commentRangeEnd w:id="4"/>
       <w:r>
@@ -160,7 +160,7 @@
           </w:tcPr>
           <w:p>
             <w:r>
-              <w:t>Minimum Premium</w:t>
+              <w:t>Minimum Invoice</w:t>
             </w:r>
           </w:p>
         </w:tc>
@@ -237,7 +237,7 @@
           </w:tcPr>
           <w:p>
             <w:r>
-              <w:t>Rates subject to loss-control survey; see Fees tab.</w:t>
+              <w:t>Rates subject to cost-control survey; see Fees tab.</w:t>
             </w:r>
           </w:p>
         </w:tc>
@@ -253,7 +253,7 @@
     </w:p>
     <w:p>
       <w:r>
-        <w:t>Cancellation requires 30 days notice, 10 days for non-payment. The insured may not assign the policy without consent.</w:t>
+        <w:t>Cancellation requires 30 days notice, 10 days for non-payment. The partner may not assign the permit without consent.</w:t>
       </w:r>
     </w:p>
     <w:sectPr>
@@ -282,7 +282,7 @@
         <w:annotationRef/>
       </w:r>
       <w:r>
-        <w:t>Confirm limit against the binder.</w:t>
+        <w:t>Confirm limit against the ledger.</w:t>
       </w:r>
     </w:p>
   </w:comment>
@@ -298,7 +298,7 @@
         <w:annotationRef/>
       </w:r>
       <w:r>
-        <w:t>Binder was superseded; $1M is right. Updating binder.</w:t>
+        <w:t>Ledger was superseded; $1M is right. Updating ledger.</w:t>
       </w:r>
     </w:p>
   </w:comment>
@@ -314,7 +314,7 @@
         <w:annotationRef/>
       </w:r>
       <w:r>
-        <w:t>Is blanket AI ongoing-ops only, or completed-ops too? Carrier form CG 20 10 vs 20 37.</w:t>
+        <w:t>Is blanket IP ongoing-use only, or completed-use too? Company form AB 20 10 vs 20 37.</w:t>
       </w:r>
     </w:p>
   </w:comment>
@@ -346,7 +346,7 @@
         <w:annotationRef/>
       </w:r>
       <w:r>
-        <w:t>Pollution exclusion wording changed - flag for carrier sign-off.</w:t>
+        <w:t>Shortfall exclusion wording changed - flag for company sign-off.</w:t>
       </w:r>
     </w:p>
   </w:comment>
@@ -373,7 +373,7 @@
       <w:pStyle w:val="Header"/>
     </w:pPr>
     <w:r>
-      <w:t>CONFIDENTIAL - Carrier Program Review v3</w:t>
+      <w:t>CONFIDENTIAL - Company Program Review v3</w:t>
     </w:r>
   </w:p>
 </w:hdr>
